--- a/docs/Capstone/Fase 1/Evidencias Individuales/_Callejas_Oscar_1.2_APT122_DiarioReflexionFase1.docx
+++ b/docs/Capstone/Fase 1/Evidencias Individuales/_Callejas_Oscar_1.2_APT122_DiarioReflexionFase1.docx
@@ -70,12 +70,12 @@
                 <wp:inline distB="0" distT="0" distL="0" distR="0">
                   <wp:extent cx="393640" cy="444500"/>
                   <wp:effectExtent b="0" l="0" r="0" t="0"/>
-                  <wp:docPr id="17580" name="image3.png"/>
+                  <wp:docPr id="17580" name="image1.png"/>
                   <a:graphic>
                     <a:graphicData uri="http://schemas.openxmlformats.org/drawingml/2006/picture">
                       <pic:pic>
                         <pic:nvPicPr>
-                          <pic:cNvPr id="0" name="image3.png"/>
+                          <pic:cNvPr id="0" name="image1.png"/>
                           <pic:cNvPicPr preferRelativeResize="0"/>
                         </pic:nvPicPr>
                         <pic:blipFill>
@@ -1537,16 +1537,12 @@
                 <w:szCs w:val="21"/>
                 <w:rtl w:val="0"/>
               </w:rPr>
-              <w:t xml:space="preserve">Mis principales intereses son la informática, la programación, el análisis y la arquitectura de software. Actualmente trabajo en Capstone en Konea, una red social para estudiantes que busca facilitar la colaboración en un entorno seguro, ayudar a organizar equipos y reducir situaciones de acoso. Este proyecto se relaciona con mis intereses porque aplica software a una necesidad real.</w:t>
-            </w:r>
-            <w:r>
-              <w:rPr>
-                <w:color w:val="767171"/>
-                <w:sz w:val="24"/>
-                <w:szCs w:val="24"/>
-                <w:rtl w:val="0"/>
-              </w:rPr>
-              <w:t xml:space="preserve"> </w:t>
+              <w:t xml:space="preserve">Mis principales intereses son la informática, la programación, el análisis y la arquitectura de software. Actualmente trabajo en Capstone en KONEA Focus, una solución de software orientada a estudiantes de educación superior que busca integrar la organización académica con el seguimiento de sesiones de estudio. Este proyecto se relaciona con mis intereses porque permite aplicar programación, arquitectura de software y desarrollo de una solución completa a una necesidad concreta. </w:t>
+            </w:r>
+            <w:r>
+              <w:rPr>
+                <w:rtl w:val="0"/>
+              </w:rPr>
             </w:r>
           </w:p>
           <w:p>
@@ -3249,12 +3245,12 @@
               <wp:inline distB="0" distT="0" distL="0" distR="0">
                 <wp:extent cx="1996440" cy="428625"/>
                 <wp:effectExtent b="0" l="0" r="0" t="0"/>
-                <wp:docPr descr="http://www.duoc.cl/normasgraficas/normasgraficas/marca-duoc/6logo-fondo-transparente/fondo-transparente.png" id="17582" name="image2.png"/>
+                <wp:docPr descr="http://www.duoc.cl/normasgraficas/normasgraficas/marca-duoc/6logo-fondo-transparente/fondo-transparente.png" id="17582" name="image3.png"/>
                 <a:graphic>
                   <a:graphicData uri="http://schemas.openxmlformats.org/drawingml/2006/picture">
                     <pic:pic>
                       <pic:nvPicPr>
-                        <pic:cNvPr descr="http://www.duoc.cl/normasgraficas/normasgraficas/marca-duoc/6logo-fondo-transparente/fondo-transparente.png" id="0" name="image2.png"/>
+                        <pic:cNvPr descr="http://www.duoc.cl/normasgraficas/normasgraficas/marca-duoc/6logo-fondo-transparente/fondo-transparente.png" id="0" name="image3.png"/>
                         <pic:cNvPicPr preferRelativeResize="0"/>
                       </pic:nvPicPr>
                       <pic:blipFill>
@@ -3440,12 +3436,12 @@
               <wp:inline distB="0" distT="0" distL="0" distR="0">
                 <wp:extent cx="363448" cy="578253"/>
                 <wp:effectExtent b="0" l="0" r="0" t="0"/>
-                <wp:docPr id="17581" name="image1.png"/>
+                <wp:docPr id="17581" name="image2.png"/>
                 <a:graphic>
                   <a:graphicData uri="http://schemas.openxmlformats.org/drawingml/2006/picture">
                     <pic:pic>
                       <pic:nvPicPr>
-                        <pic:cNvPr id="0" name="image1.png"/>
+                        <pic:cNvPr id="0" name="image2.png"/>
                         <pic:cNvPicPr preferRelativeResize="0"/>
                       </pic:nvPicPr>
                       <pic:blipFill>
